--- a/Programming Language/4.docx
+++ b/Programming Language/4.docx
@@ -494,8 +494,384 @@
     </w:p>
     <w:p/>
     <w:p>
+      <w:pPr>
+        <w:rPr>
+          <w:b/>
+          <w:color w:val="FF0000"/>
+        </w:rPr>
+      </w:pPr>
+      <w:r>
+        <w:br/>
+      </w:r>
+      <w:r>
+        <w:rPr>
+          <w:b/>
+          <w:color w:val="FF0000"/>
+        </w:rPr>
+        <w:t>Break and Continue</w:t>
+      </w:r>
+    </w:p>
+    <w:p>
+      <w:pPr>
+        <w:rPr>
+          <w:b/>
+        </w:rPr>
+      </w:pPr>
+      <w:r>
+        <w:rPr>
+          <w:rStyle w:val="HTMLCode"/>
+          <w:rFonts w:eastAsiaTheme="minorHAnsi"/>
+        </w:rPr>
+        <w:t>break</w:t>
+      </w:r>
+      <w:r>
+        <w:t xml:space="preserve"> is used to </w:t>
+      </w:r>
+      <w:r>
+        <w:rPr>
+          <w:rStyle w:val="Strong"/>
+        </w:rPr>
+        <w:t>stop the loop completely</w:t>
+      </w:r>
+      <w:r>
+        <w:t xml:space="preserve"> when a condition is met.</w:t>
+      </w:r>
+      <w:r>
+        <w:br/>
+      </w:r>
+      <w:r>
+        <w:rPr>
+          <w:b/>
+        </w:rPr>
+        <w:t xml:space="preserve">for </w:t>
+      </w:r>
+      <w:proofErr w:type="spellStart"/>
+      <w:r>
+        <w:rPr>
+          <w:b/>
+        </w:rPr>
+        <w:t>i</w:t>
+      </w:r>
+      <w:proofErr w:type="spellEnd"/>
+      <w:r>
+        <w:rPr>
+          <w:b/>
+        </w:rPr>
+        <w:t xml:space="preserve"> in range(1, 6):</w:t>
+      </w:r>
+    </w:p>
+    <w:p>
+      <w:pPr>
+        <w:rPr>
+          <w:b/>
+        </w:rPr>
+      </w:pPr>
+      <w:r>
+        <w:rPr>
+          <w:b/>
+        </w:rPr>
+        <w:t xml:space="preserve">    if </w:t>
+      </w:r>
+      <w:proofErr w:type="spellStart"/>
+      <w:r>
+        <w:rPr>
+          <w:b/>
+        </w:rPr>
+        <w:t>i</w:t>
+      </w:r>
+      <w:proofErr w:type="spellEnd"/>
+      <w:r>
+        <w:rPr>
+          <w:b/>
+        </w:rPr>
+        <w:t xml:space="preserve"> == 4:</w:t>
+      </w:r>
+    </w:p>
+    <w:p>
+      <w:pPr>
+        <w:rPr>
+          <w:b/>
+        </w:rPr>
+      </w:pPr>
+      <w:r>
+        <w:rPr>
+          <w:b/>
+        </w:rPr>
+        <w:t xml:space="preserve">        break</w:t>
+      </w:r>
+    </w:p>
+    <w:p>
+      <w:pPr>
+        <w:rPr>
+          <w:b/>
+        </w:rPr>
+      </w:pPr>
+      <w:r>
+        <w:rPr>
+          <w:b/>
+        </w:rPr>
+        <w:t xml:space="preserve">    print(</w:t>
+      </w:r>
+      <w:proofErr w:type="spellStart"/>
+      <w:r>
+        <w:rPr>
+          <w:b/>
+        </w:rPr>
+        <w:t>i</w:t>
+      </w:r>
+      <w:proofErr w:type="spellEnd"/>
+      <w:r>
+        <w:rPr>
+          <w:b/>
+        </w:rPr>
+        <w:t>)</w:t>
+      </w:r>
+      <w:r>
+        <w:rPr>
+          <w:b/>
+        </w:rPr>
+        <w:br/>
+      </w:r>
+      <w:r>
+        <w:rPr>
+          <w:b/>
+        </w:rPr>
+        <w:br/>
+        <w:t>Output:</w:t>
+      </w:r>
+      <w:r>
+        <w:rPr>
+          <w:b/>
+        </w:rPr>
+        <w:br/>
+      </w:r>
+      <w:r>
+        <w:rPr>
+          <w:b/>
+        </w:rPr>
+        <w:t>1</w:t>
+      </w:r>
+    </w:p>
+    <w:p>
+      <w:pPr>
+        <w:rPr>
+          <w:b/>
+        </w:rPr>
+      </w:pPr>
+      <w:r>
+        <w:rPr>
+          <w:b/>
+        </w:rPr>
+        <w:t>2</w:t>
+      </w:r>
+    </w:p>
+    <w:p>
+      <w:pPr>
+        <w:rPr>
+          <w:b/>
+        </w:rPr>
+      </w:pPr>
+      <w:r>
+        <w:rPr>
+          <w:b/>
+        </w:rPr>
+        <w:t>3</w:t>
+      </w:r>
+      <w:r>
+        <w:rPr>
+          <w:b/>
+        </w:rPr>
+        <w:br/>
+      </w:r>
+      <w:r>
+        <w:rPr>
+          <w:b/>
+        </w:rPr>
+        <w:br/>
+      </w:r>
+      <w:r>
+        <w:rPr>
+          <w:rStyle w:val="HTMLCode"/>
+          <w:rFonts w:eastAsiaTheme="minorHAnsi"/>
+        </w:rPr>
+        <w:t>continue</w:t>
+      </w:r>
+      <w:r>
+        <w:t xml:space="preserve"> is used to </w:t>
+      </w:r>
+      <w:r>
+        <w:rPr>
+          <w:rStyle w:val="Strong"/>
+        </w:rPr>
+        <w:t>skip the current iteration</w:t>
+      </w:r>
+      <w:r>
+        <w:t xml:space="preserve"> and move to the next one.</w:t>
+      </w:r>
       <w:bookmarkStart w:id="0" w:name="_GoBack"/>
       <w:bookmarkEnd w:id="0"/>
+      <w:r>
+        <w:br/>
+      </w:r>
+      <w:r>
+        <w:br/>
+      </w:r>
+      <w:r>
+        <w:rPr>
+          <w:b/>
+        </w:rPr>
+        <w:t xml:space="preserve">for </w:t>
+      </w:r>
+      <w:proofErr w:type="spellStart"/>
+      <w:r>
+        <w:rPr>
+          <w:b/>
+        </w:rPr>
+        <w:t>i</w:t>
+      </w:r>
+      <w:proofErr w:type="spellEnd"/>
+      <w:r>
+        <w:rPr>
+          <w:b/>
+        </w:rPr>
+        <w:t xml:space="preserve"> in range(1, 6):</w:t>
+      </w:r>
+    </w:p>
+    <w:p>
+      <w:pPr>
+        <w:rPr>
+          <w:b/>
+        </w:rPr>
+      </w:pPr>
+      <w:r>
+        <w:rPr>
+          <w:b/>
+        </w:rPr>
+        <w:t xml:space="preserve">    if </w:t>
+      </w:r>
+      <w:proofErr w:type="spellStart"/>
+      <w:r>
+        <w:rPr>
+          <w:b/>
+        </w:rPr>
+        <w:t>i</w:t>
+      </w:r>
+      <w:proofErr w:type="spellEnd"/>
+      <w:r>
+        <w:rPr>
+          <w:b/>
+        </w:rPr>
+        <w:t xml:space="preserve"> == 3:</w:t>
+      </w:r>
+    </w:p>
+    <w:p>
+      <w:pPr>
+        <w:rPr>
+          <w:b/>
+        </w:rPr>
+      </w:pPr>
+      <w:r>
+        <w:rPr>
+          <w:b/>
+        </w:rPr>
+        <w:t xml:space="preserve">        continue</w:t>
+      </w:r>
+    </w:p>
+    <w:p>
+      <w:pPr>
+        <w:rPr>
+          <w:b/>
+        </w:rPr>
+      </w:pPr>
+      <w:r>
+        <w:rPr>
+          <w:b/>
+        </w:rPr>
+        <w:t xml:space="preserve">    print(</w:t>
+      </w:r>
+      <w:proofErr w:type="spellStart"/>
+      <w:r>
+        <w:rPr>
+          <w:b/>
+        </w:rPr>
+        <w:t>i</w:t>
+      </w:r>
+      <w:proofErr w:type="spellEnd"/>
+      <w:r>
+        <w:rPr>
+          <w:b/>
+        </w:rPr>
+        <w:t>)</w:t>
+      </w:r>
+      <w:r>
+        <w:rPr>
+          <w:b/>
+        </w:rPr>
+        <w:br/>
+      </w:r>
+      <w:r>
+        <w:rPr>
+          <w:b/>
+        </w:rPr>
+        <w:br/>
+      </w:r>
+      <w:r>
+        <w:rPr>
+          <w:b/>
+        </w:rPr>
+        <w:t>Output:</w:t>
+      </w:r>
+      <w:r>
+        <w:rPr>
+          <w:b/>
+        </w:rPr>
+        <w:br/>
+      </w:r>
+      <w:r>
+        <w:rPr>
+          <w:b/>
+        </w:rPr>
+        <w:t>1</w:t>
+      </w:r>
+    </w:p>
+    <w:p>
+      <w:pPr>
+        <w:rPr>
+          <w:b/>
+        </w:rPr>
+      </w:pPr>
+      <w:r>
+        <w:rPr>
+          <w:b/>
+        </w:rPr>
+        <w:t>2</w:t>
+      </w:r>
+    </w:p>
+    <w:p>
+      <w:pPr>
+        <w:rPr>
+          <w:b/>
+        </w:rPr>
+      </w:pPr>
+      <w:r>
+        <w:rPr>
+          <w:b/>
+        </w:rPr>
+        <w:t>4</w:t>
+      </w:r>
+    </w:p>
+    <w:p>
+      <w:pPr>
+        <w:rPr>
+          <w:b/>
+        </w:rPr>
+      </w:pPr>
+      <w:r>
+        <w:rPr>
+          <w:b/>
+        </w:rPr>
+        <w:t>5</w:t>
+      </w:r>
     </w:p>
     <w:sectPr>
       <w:pgSz w:w="12240" w:h="15840"/>
@@ -904,6 +1280,7 @@
   <w:style w:type="character" w:default="1" w:styleId="DefaultParagraphFont">
     <w:name w:val="Default Paragraph Font"/>
     <w:uiPriority w:val="1"/>
+    <w:semiHidden/>
     <w:unhideWhenUsed/>
   </w:style>
   <w:style w:type="table" w:default="1" w:styleId="TableNormal">
@@ -926,6 +1303,30 @@
     <w:uiPriority w:val="99"/>
     <w:semiHidden/>
     <w:unhideWhenUsed/>
+  </w:style>
+  <w:style w:type="character" w:styleId="HTMLCode">
+    <w:name w:val="HTML Code"/>
+    <w:basedOn w:val="DefaultParagraphFont"/>
+    <w:uiPriority w:val="99"/>
+    <w:semiHidden/>
+    <w:unhideWhenUsed/>
+    <w:rsid w:val="00187348"/>
+    <w:rPr>
+      <w:rFonts w:ascii="Courier New" w:eastAsia="Times New Roman" w:hAnsi="Courier New" w:cs="Courier New"/>
+      <w:sz w:val="20"/>
+      <w:szCs w:val="20"/>
+    </w:rPr>
+  </w:style>
+  <w:style w:type="character" w:styleId="Strong">
+    <w:name w:val="Strong"/>
+    <w:basedOn w:val="DefaultParagraphFont"/>
+    <w:uiPriority w:val="22"/>
+    <w:qFormat/>
+    <w:rsid w:val="00187348"/>
+    <w:rPr>
+      <w:b/>
+      <w:bCs/>
+    </w:rPr>
   </w:style>
 </w:styles>
 </file>
